--- a/assignments/assignment-1/analysis.docx
+++ b/assignments/assignment-1/analysis.docx
@@ -967,7 +967,7 @@
         <w:spacing w:after="160" w:line="276"/>
       </w:pPr>
       <w:r>
-        <w:t xml:space="preserve">I compared Microsoft (MSFT) and JPMorgan Chase (JPM) from April 2 to October 2, 2026 using the Portfolio tab; both lines start at exactly 0.0 on April 6, the first common trading day after the class drops the first row. For most of the summer JPM led, and by July 29 MSFT's cumulative return was only 4.9% versus 15.9% for JPM. The lines crossed on July 30, 2026, when MSFT posted a single-day log return of +14.4% (versus +1.8% for JPM), lifting it to 19.3% against JPM's 17.6%; JPM had also fallen 3.6% the day before. MSFT kept rising with +3.0% and +4.8% on July 31 and August 3, and the timing lines up with Microsoft's late-July quarterly earnings release. Over the full window MSFT finished at about 32.7% cumulative return versus 11.9% for JPM, but with much higher daily volatility (2.30% vs 1.31% standard deviation of daily returns).</w:t>
+        <w:t xml:space="preserve">I compared Microsoft (MSFT) and JPMorgan Chase (JPM) from April 2 to October 2, 2026 using the Portfolio tab; both lines start at exactly 0.0 on April 6, the first common trading day after the class drops the first row. For most of the summer JPM led, and by July 29 MSFT's cumulative return was only 4.9% versus 15.9% for JPM. The lines crossed on July 30, 2026, when MSFT posted a single-day log return of +14.4% (versus +1.8% for JPM), lifting it to 19.3% against JPM's 17.6%; JPM had also fallen 3.6% the day before. MSFT kept rising with +3.0% and +4.8% on July 31 and August 3, the first trading days after Microsoft released its fiscal fourth-quarter 2026 earnings after the market closed on July 29. Over the full window MSFT finished at about 32.7% cumulative return versus 11.9% for JPM, but with much higher daily volatility (2.30% vs 1.31% standard deviation of daily returns).</w:t>
       </w:r>
     </w:p>
     <w:p>

--- a/assignments/assignment-1/analysis.docx
+++ b/assignments/assignment-1/analysis.docx
@@ -967,7 +967,7 @@
         <w:spacing w:after="160" w:line="276"/>
       </w:pPr>
       <w:r>
-        <w:t xml:space="preserve">I compared Microsoft (MSFT) and JPMorgan Chase (JPM) from April 2 to October 2, 2026 using the Portfolio tab; both lines start at exactly 0.0 on April 6, the first common trading day after the class drops the first row. For most of the summer JPM led, and by July 29 MSFT's cumulative return was only 4.9% versus 15.9% for JPM. The lines crossed on July 30, 2026, when MSFT posted a single-day log return of +14.4% (versus +1.8% for JPM), lifting it to 19.3% against JPM's 17.6%; JPM had also fallen 3.6% the day before. MSFT kept rising with +3.0% and +4.8% on July 31 and August 3, the first trading days after Microsoft released its fiscal fourth-quarter 2026 earnings after the market closed on July 29. Over the full window MSFT finished at about 32.7% cumulative return versus 11.9% for JPM, but with much higher daily volatility (2.30% vs 1.31% standard deviation of daily returns).</w:t>
+        <w:t xml:space="preserve">I compared Microsoft (MSFT) and JPMorgan Chase (JPM) from April 2 to October 2, 2026 using the Portfolio tab; both lines start at exactly 0.0 on April 6, the first common trading day after the class drops the first row. For most of the summer JPM led, and by July 29 MSFT's cumulative return was only 4.9% versus 15.9% for JPM. The lines crossed on July 30, 2026, the first trading day after Microsoft released its fiscal fourth-quarter earnings (after the market closed on July 29), when MSFT posted a single-day log return of +14.4% (versus +1.8% for JPM), lifting it to 19.3% against JPM's 17.6%; JPM had also fallen 3.6% the day before. MSFT kept rising with +3.0% and +4.8% on July 31 and August 3. Over the full window MSFT finished at about 32.7% cumulative return versus 11.9% for JPM, but with much higher daily volatility (2.30% vs 1.31% standard deviation of daily returns).</w:t>
       </w:r>
     </w:p>
     <w:p>
